--- a/sources/mnu-new-printer.docx
+++ b/sources/mnu-new-printer.docx
@@ -1,6 +1,6 @@
 
 <file path=word/document.xml><?xml version="1.0" encoding="utf-8"?>
-<w:document xmlns:wpc="http://schemas.microsoft.com/office/word/2010/wordprocessingCanvas" xmlns:cx="http://schemas.microsoft.com/office/drawing/2014/chartex" xmlns:cx1="http://schemas.microsoft.com/office/drawing/2015/9/8/chartex" xmlns:cx2="http://schemas.microsoft.com/office/drawing/2015/10/21/chartex" xmlns:cx3="http://schemas.microsoft.com/office/drawing/2016/5/9/chartex" xmlns:cx4="http://schemas.microsoft.com/office/drawing/2016/5/10/chartex" xmlns:cx5="http://schemas.microsoft.com/office/drawing/2016/5/11/chartex" xmlns:cx6="http://schemas.microsoft.com/office/drawing/2016/5/12/chartex" xmlns:cx7="http://schemas.microsoft.com/office/drawing/2016/5/13/chartex" xmlns:cx8="http://schemas.microsoft.com/office/drawing/2016/5/14/chartex" xmlns:mc="http://schemas.openxmlformats.org/markup-compatibility/2006" xmlns:aink="http://schemas.microsoft.com/office/drawing/2016/ink" xmlns:am3d="http://schemas.microsoft.com/office/drawing/2017/model3d" xmlns:o="urn:schemas-microsoft-com:office:office" xmlns:oel="http://schemas.microsoft.com/office/2019/extlst" xmlns:r="http://schemas.openxmlformats.org/officeDocument/2006/relationships" xmlns:m="http://schemas.openxmlformats.org/officeDocument/2006/math" xmlns:v="urn:schemas-microsoft-com:vml" xmlns:wp14="http://schemas.microsoft.com/office/word/2010/wordprocessingDrawing" xmlns:wp="http://schemas.openxmlformats.org/drawingml/2006/wordprocessingDrawing" xmlns:w10="urn:schemas-microsoft-com:office:word" xmlns:w="http://schemas.openxmlformats.org/wordprocessingml/2006/main" xmlns:w14="http://schemas.microsoft.com/office/word/2010/wordml" xmlns:w15="http://schemas.microsoft.com/office/word/2012/wordml" xmlns:w16cex="http://schemas.microsoft.com/office/word/2018/wordml/cex" xmlns:w16cid="http://schemas.microsoft.com/office/word/2016/wordml/cid" xmlns:w16="http://schemas.microsoft.com/office/word/2018/wordml" xmlns:w16du="http://schemas.microsoft.com/office/word/2023/wordml/word16du" xmlns:w16sdtdh="http://schemas.microsoft.com/office/word/2020/wordml/sdtdatahash" xmlns:w16se="http://schemas.microsoft.com/office/word/2015/wordml/symex" xmlns:wpg="http://schemas.microsoft.com/office/word/2010/wordprocessingGroup" xmlns:wpi="http://schemas.microsoft.com/office/word/2010/wordprocessingInk" xmlns:wne="http://schemas.microsoft.com/office/word/2006/wordml" xmlns:wps="http://schemas.microsoft.com/office/word/2010/wordprocessingShape" mc:Ignorable="w14 w15 w16se w16cid w16 w16cex w16sdtdh w16du wp14">
+<w:document xmlns:wpc="http://schemas.microsoft.com/office/word/2010/wordprocessingCanvas" xmlns:cx="http://schemas.microsoft.com/office/drawing/2014/chartex" xmlns:cx1="http://schemas.microsoft.com/office/drawing/2015/9/8/chartex" xmlns:cx2="http://schemas.microsoft.com/office/drawing/2015/10/21/chartex" xmlns:cx3="http://schemas.microsoft.com/office/drawing/2016/5/9/chartex" xmlns:cx4="http://schemas.microsoft.com/office/drawing/2016/5/10/chartex" xmlns:cx5="http://schemas.microsoft.com/office/drawing/2016/5/11/chartex" xmlns:cx6="http://schemas.microsoft.com/office/drawing/2016/5/12/chartex" xmlns:cx7="http://schemas.microsoft.com/office/drawing/2016/5/13/chartex" xmlns:cx8="http://schemas.microsoft.com/office/drawing/2016/5/14/chartex" xmlns:mc="http://schemas.openxmlformats.org/markup-compatibility/2006" xmlns:aink="http://schemas.microsoft.com/office/drawing/2016/ink" xmlns:am3d="http://schemas.microsoft.com/office/drawing/2017/model3d" xmlns:o="urn:schemas-microsoft-com:office:office" xmlns:oel="http://schemas.microsoft.com/office/2019/extlst" xmlns:r="http://schemas.openxmlformats.org/officeDocument/2006/relationships" xmlns:m="http://schemas.openxmlformats.org/officeDocument/2006/math" xmlns:v="urn:schemas-microsoft-com:vml" xmlns:wp14="http://schemas.microsoft.com/office/word/2010/wordprocessingDrawing" xmlns:wp="http://schemas.openxmlformats.org/drawingml/2006/wordprocessingDrawing" xmlns:w10="urn:schemas-microsoft-com:office:word" xmlns:w="http://schemas.openxmlformats.org/wordprocessingml/2006/main" xmlns:w14="http://schemas.microsoft.com/office/word/2010/wordml" xmlns:w15="http://schemas.microsoft.com/office/word/2012/wordml" xmlns:w16cex="http://schemas.microsoft.com/office/word/2018/wordml/cex" xmlns:w16cid="http://schemas.microsoft.com/office/word/2016/wordml/cid" xmlns:w16="http://schemas.microsoft.com/office/word/2018/wordml" xmlns:w16du="http://schemas.microsoft.com/office/word/2023/wordml/word16du" xmlns:w16sdtdh="http://schemas.microsoft.com/office/word/2020/wordml/sdtdatahash" xmlns:w16sdtfl="http://schemas.microsoft.com/office/word/2024/wordml/sdtformatlock" xmlns:w16se="http://schemas.microsoft.com/office/word/2015/wordml/symex" xmlns:wpg="http://schemas.microsoft.com/office/word/2010/wordprocessingGroup" xmlns:wpi="http://schemas.microsoft.com/office/word/2010/wordprocessingInk" xmlns:wne="http://schemas.microsoft.com/office/word/2006/wordml" xmlns:wps="http://schemas.microsoft.com/office/word/2010/wordprocessingShape" mc:Ignorable="w14 w15 w16se w16cid w16 w16cex w16sdtdh w16sdtfl w16du wp14">
   <w:body>
     <w:p>
       <w:pPr>
@@ -179,29 +179,7 @@
           <w:szCs w:val="22"/>
           <w:lang w:val="en"/>
         </w:rPr>
-        <w:t xml:space="preserve">Click </w:t>
-      </w:r>
-      <w:proofErr w:type="spellStart"/>
-      <w:r>
-        <w:rPr>
-          <w:rFonts w:ascii="Calibri" w:hAnsi="Calibri" w:cs="Calibri"/>
-          <w:kern w:val="0"/>
-          <w:sz w:val="22"/>
-          <w:szCs w:val="22"/>
-          <w:lang w:val="en"/>
-        </w:rPr>
-        <w:t>MissingID</w:t>
-      </w:r>
-      <w:proofErr w:type="spellEnd"/>
-      <w:r>
-        <w:rPr>
-          <w:rFonts w:ascii="Calibri" w:hAnsi="Calibri" w:cs="Calibri"/>
-          <w:kern w:val="0"/>
-          <w:sz w:val="22"/>
-          <w:szCs w:val="22"/>
-          <w:lang w:val="en"/>
-        </w:rPr>
-        <w:t xml:space="preserve"> to do an HP system search of the Model name.</w:t>
+        <w:t>Click MissingID to do an HP system search of the Model name.</w:t>
       </w:r>
     </w:p>
     <w:p>
@@ -343,73 +321,7 @@
           <w:szCs w:val="22"/>
           <w:lang w:val="en"/>
         </w:rPr>
-        <w:t xml:space="preserve">You create your help </w:t>
-      </w:r>
-      <w:proofErr w:type="spellStart"/>
-      <w:r>
-        <w:rPr>
-          <w:rFonts w:ascii="Calibri" w:hAnsi="Calibri" w:cs="Calibri"/>
-          <w:kern w:val="0"/>
-          <w:sz w:val="22"/>
-          <w:szCs w:val="22"/>
-          <w:lang w:val="en"/>
-        </w:rPr>
-        <w:t>docment</w:t>
-      </w:r>
-      <w:proofErr w:type="spellEnd"/>
-      <w:r>
-        <w:rPr>
-          <w:rFonts w:ascii="Calibri" w:hAnsi="Calibri" w:cs="Calibri"/>
-          <w:kern w:val="0"/>
-          <w:sz w:val="22"/>
-          <w:szCs w:val="22"/>
-          <w:lang w:val="en"/>
-        </w:rPr>
-        <w:t xml:space="preserve"> by </w:t>
-      </w:r>
-      <w:proofErr w:type="spellStart"/>
-      <w:r>
-        <w:rPr>
-          <w:rFonts w:ascii="Calibri" w:hAnsi="Calibri" w:cs="Calibri"/>
-          <w:kern w:val="0"/>
-          <w:sz w:val="22"/>
-          <w:szCs w:val="22"/>
-          <w:lang w:val="en"/>
-        </w:rPr>
-        <w:t>usign</w:t>
-      </w:r>
-      <w:proofErr w:type="spellEnd"/>
-      <w:r>
-        <w:rPr>
-          <w:rFonts w:ascii="Calibri" w:hAnsi="Calibri" w:cs="Calibri"/>
-          <w:kern w:val="0"/>
-          <w:sz w:val="22"/>
-          <w:szCs w:val="22"/>
-          <w:lang w:val="en"/>
-        </w:rPr>
-        <w:t xml:space="preserve"> the mouse to select text then then click the corresponding button oi the  </w:t>
-      </w:r>
-      <w:proofErr w:type="spellStart"/>
-      <w:r>
-        <w:rPr>
-          <w:rFonts w:ascii="Calibri" w:hAnsi="Calibri" w:cs="Calibri"/>
-          <w:kern w:val="0"/>
-          <w:sz w:val="22"/>
-          <w:szCs w:val="22"/>
-          <w:lang w:val="en"/>
-        </w:rPr>
-        <w:t>ALdd</w:t>
-      </w:r>
-      <w:proofErr w:type="spellEnd"/>
-      <w:r>
-        <w:rPr>
-          <w:rFonts w:ascii="Calibri" w:hAnsi="Calibri" w:cs="Calibri"/>
-          <w:kern w:val="0"/>
-          <w:sz w:val="22"/>
-          <w:szCs w:val="22"/>
-          <w:lang w:val="en"/>
-        </w:rPr>
-        <w:t xml:space="preserve"> Objects tab.    Suppose the user needs help with the model 8015 printer.   You have the user manual open to page 51 where it discusses using the WPS push button method of connecting Wi-Fi</w:t>
+        <w:t>You create your help docment by usign the mouse to select text then then click the corresponding button oi the  ALdd Objects tab.    Suppose the user needs help with the model 8015 printer.   You have the user manual open to page 51 where it discusses using the WPS push button method of connecting Wi-Fi</w:t>
       </w:r>
     </w:p>
     <w:p>
@@ -525,7 +437,6 @@
           <w:szCs w:val="22"/>
           <w:lang w:val="en"/>
         </w:rPr>
-        <w:lastRenderedPageBreak/>
         <w:t xml:space="preserve">You select and copy the phrase "51" with the mouse and click the WPS Page button.  Then you select the URL to the document and click the WPS Doc button.  You bring up the software page.  Select and copy the URL to 8015 software page and click Software. </w:t>
       </w:r>
     </w:p>
@@ -567,31 +478,7 @@
           <w:szCs w:val="19"/>
           <w:highlight w:val="white"/>
         </w:rPr>
-        <w:t xml:space="preserve"> - </w:t>
-      </w:r>
-      <w:proofErr w:type="spellStart"/>
-      <w:r>
-        <w:rPr>
-          <w:rFonts w:ascii="Cascadia Mono" w:hAnsi="Cascadia Mono" w:cs="Cascadia Mono"/>
-          <w:color w:val="000000"/>
-          <w:kern w:val="0"/>
-          <w:sz w:val="19"/>
-          <w:szCs w:val="19"/>
-          <w:highlight w:val="white"/>
-        </w:rPr>
-        <w:t>Url</w:t>
-      </w:r>
-      <w:proofErr w:type="spellEnd"/>
-      <w:r>
-        <w:rPr>
-          <w:rFonts w:ascii="Cascadia Mono" w:hAnsi="Cascadia Mono" w:cs="Cascadia Mono"/>
-          <w:color w:val="000000"/>
-          <w:kern w:val="0"/>
-          <w:sz w:val="19"/>
-          <w:szCs w:val="19"/>
-          <w:highlight w:val="white"/>
-        </w:rPr>
-        <w:t xml:space="preserve"> to video, if any, showing how to reset the printer</w:t>
+        <w:t xml:space="preserve"> - Url to video, if any, showing how to reset the printer</w:t>
       </w:r>
     </w:p>
     <w:p>
@@ -714,31 +601,7 @@
           <w:szCs w:val="19"/>
           <w:highlight w:val="white"/>
         </w:rPr>
-        <w:t xml:space="preserve"> - video of network connect </w:t>
-      </w:r>
-      <w:proofErr w:type="spellStart"/>
-      <w:r>
-        <w:rPr>
-          <w:rFonts w:ascii="Cascadia Mono" w:hAnsi="Cascadia Mono" w:cs="Cascadia Mono"/>
-          <w:color w:val="000000"/>
-          <w:kern w:val="0"/>
-          <w:sz w:val="19"/>
-          <w:szCs w:val="19"/>
-          <w:highlight w:val="white"/>
-        </w:rPr>
-        <w:t>usign</w:t>
-      </w:r>
-      <w:proofErr w:type="spellEnd"/>
-      <w:r>
-        <w:rPr>
-          <w:rFonts w:ascii="Cascadia Mono" w:hAnsi="Cascadia Mono" w:cs="Cascadia Mono"/>
-          <w:color w:val="000000"/>
-          <w:kern w:val="0"/>
-          <w:sz w:val="19"/>
-          <w:szCs w:val="19"/>
-          <w:highlight w:val="white"/>
-        </w:rPr>
-        <w:t xml:space="preserve"> Wi-Fi direct</w:t>
+        <w:t xml:space="preserve"> - video of network connect usign Wi-Fi direct</w:t>
       </w:r>
     </w:p>
     <w:p>
@@ -820,31 +683,7 @@
           <w:szCs w:val="19"/>
           <w:highlight w:val="white"/>
         </w:rPr>
-        <w:t xml:space="preserve"> - if no video then the URL to the manual for </w:t>
-      </w:r>
-      <w:proofErr w:type="spellStart"/>
-      <w:r>
-        <w:rPr>
-          <w:rFonts w:ascii="Cascadia Mono" w:hAnsi="Cascadia Mono" w:cs="Cascadia Mono"/>
-          <w:color w:val="000000"/>
-          <w:kern w:val="0"/>
-          <w:sz w:val="19"/>
-          <w:szCs w:val="19"/>
-          <w:highlight w:val="white"/>
-        </w:rPr>
-        <w:t>WiFi</w:t>
-      </w:r>
-      <w:proofErr w:type="spellEnd"/>
-      <w:r>
-        <w:rPr>
-          <w:rFonts w:ascii="Cascadia Mono" w:hAnsi="Cascadia Mono" w:cs="Cascadia Mono"/>
-          <w:color w:val="000000"/>
-          <w:kern w:val="0"/>
-          <w:sz w:val="19"/>
-          <w:szCs w:val="19"/>
-          <w:highlight w:val="white"/>
-        </w:rPr>
-        <w:t xml:space="preserve"> direct</w:t>
+        <w:t xml:space="preserve"> - if no video then the URL to the manual for WiFi direct</w:t>
       </w:r>
     </w:p>
     <w:p>
@@ -1172,55 +1011,7 @@
           <w:szCs w:val="19"/>
           <w:highlight w:val="white"/>
         </w:rPr>
-        <w:t xml:space="preserve"> - </w:t>
-      </w:r>
-      <w:proofErr w:type="spellStart"/>
-      <w:r>
-        <w:rPr>
-          <w:rFonts w:ascii="Cascadia Mono" w:hAnsi="Cascadia Mono" w:cs="Cascadia Mono"/>
-          <w:color w:val="000000"/>
-          <w:kern w:val="0"/>
-          <w:sz w:val="19"/>
-          <w:szCs w:val="19"/>
-          <w:highlight w:val="white"/>
-        </w:rPr>
-        <w:t>url</w:t>
-      </w:r>
-      <w:proofErr w:type="spellEnd"/>
-      <w:r>
-        <w:rPr>
-          <w:rFonts w:ascii="Cascadia Mono" w:hAnsi="Cascadia Mono" w:cs="Cascadia Mono"/>
-          <w:color w:val="000000"/>
-          <w:kern w:val="0"/>
-          <w:sz w:val="19"/>
-          <w:szCs w:val="19"/>
-          <w:highlight w:val="white"/>
-        </w:rPr>
-        <w:t xml:space="preserve"> to HP's </w:t>
-      </w:r>
-      <w:proofErr w:type="spellStart"/>
-      <w:r>
-        <w:rPr>
-          <w:rFonts w:ascii="Cascadia Mono" w:hAnsi="Cascadia Mono" w:cs="Cascadia Mono"/>
-          <w:color w:val="000000"/>
-          <w:kern w:val="0"/>
-          <w:sz w:val="19"/>
-          <w:szCs w:val="19"/>
-          <w:highlight w:val="white"/>
-        </w:rPr>
-        <w:t>partsurfer</w:t>
-      </w:r>
-      <w:proofErr w:type="spellEnd"/>
-      <w:r>
-        <w:rPr>
-          <w:rFonts w:ascii="Cascadia Mono" w:hAnsi="Cascadia Mono" w:cs="Cascadia Mono"/>
-          <w:color w:val="000000"/>
-          <w:kern w:val="0"/>
-          <w:sz w:val="19"/>
-          <w:szCs w:val="19"/>
-          <w:highlight w:val="white"/>
-        </w:rPr>
-        <w:t xml:space="preserve"> for the device</w:t>
+        <w:t xml:space="preserve"> - url to HP's partsurfer for the device</w:t>
       </w:r>
     </w:p>
     <w:p>
@@ -1351,11 +1142,11 @@
         <w:adjustRightInd w:val="0"/>
         <w:spacing w:after="200" w:line="276" w:lineRule="auto"/>
         <w:rPr>
-          <w:rFonts w:ascii="Calibri" w:hAnsi="Calibri" w:cs="Calibri"/>
-          <w:kern w:val="0"/>
-          <w:sz w:val="22"/>
-          <w:szCs w:val="22"/>
-          <w:lang w:val="en"/>
+          <w:rFonts w:ascii="Cascadia Mono" w:hAnsi="Cascadia Mono" w:cs="Cascadia Mono"/>
+          <w:color w:val="000000"/>
+          <w:kern w:val="0"/>
+          <w:sz w:val="19"/>
+          <w:szCs w:val="19"/>
         </w:rPr>
       </w:pPr>
       <w:r>
@@ -1411,31 +1202,19 @@
           <w:szCs w:val="19"/>
           <w:highlight w:val="white"/>
         </w:rPr>
-        <w:t xml:space="preserve"> model then be sure to change the 8015 to the </w:t>
-      </w:r>
-      <w:proofErr w:type="spellStart"/>
-      <w:r>
-        <w:rPr>
-          <w:rFonts w:ascii="Cascadia Mono" w:hAnsi="Cascadia Mono" w:cs="Cascadia Mono"/>
-          <w:color w:val="000000"/>
-          <w:kern w:val="0"/>
-          <w:sz w:val="19"/>
-          <w:szCs w:val="19"/>
-          <w:highlight w:val="white"/>
-        </w:rPr>
-        <w:t>the</w:t>
-      </w:r>
-      <w:proofErr w:type="spellEnd"/>
-      <w:r>
-        <w:rPr>
-          <w:rFonts w:ascii="Cascadia Mono" w:hAnsi="Cascadia Mono" w:cs="Cascadia Mono"/>
-          <w:color w:val="000000"/>
-          <w:kern w:val="0"/>
-          <w:sz w:val="19"/>
-          <w:szCs w:val="19"/>
-          <w:highlight w:val="white"/>
-        </w:rPr>
-        <w:t xml:space="preserve"> model such as 8020. Note that most series of models have the same software. Do not add additional models that are very different.  If documenting the 8000 series do not add the 9000 for example.</w:t>
+        <w:t xml:space="preserve"> model then be sure to change the 8015 to the model such as 8020. Note that most series of models have the same software. Do not add additional models that are very different.  If documenting the 8000 series do not add the 9000 for example.</w:t>
+      </w:r>
+    </w:p>
+    <w:p>
+      <w:pPr>
+        <w:widowControl w:val="0"/>
+        <w:autoSpaceDE w:val="0"/>
+        <w:autoSpaceDN w:val="0"/>
+        <w:adjustRightInd w:val="0"/>
+        <w:spacing w:after="200" w:line="276" w:lineRule="auto"/>
+      </w:pPr>
+      <w:r>
+        <w:t>If you click the “-“ all macros will be removed and you will need to re-add all back in.  If you wish to edit one macros out of several then use the edit url form, not this form.</w:t>
       </w:r>
     </w:p>
     <w:p>
@@ -1465,7 +1244,7 @@
 </file>
 
 <file path=word/styles.xml><?xml version="1.0" encoding="utf-8"?>
-<w:styles xmlns:mc="http://schemas.openxmlformats.org/markup-compatibility/2006" xmlns:r="http://schemas.openxmlformats.org/officeDocument/2006/relationships" xmlns:w="http://schemas.openxmlformats.org/wordprocessingml/2006/main" xmlns:w14="http://schemas.microsoft.com/office/word/2010/wordml" xmlns:w15="http://schemas.microsoft.com/office/word/2012/wordml" xmlns:w16cex="http://schemas.microsoft.com/office/word/2018/wordml/cex" xmlns:w16cid="http://schemas.microsoft.com/office/word/2016/wordml/cid" xmlns:w16="http://schemas.microsoft.com/office/word/2018/wordml" xmlns:w16du="http://schemas.microsoft.com/office/word/2023/wordml/word16du" xmlns:w16sdtdh="http://schemas.microsoft.com/office/word/2020/wordml/sdtdatahash" xmlns:w16se="http://schemas.microsoft.com/office/word/2015/wordml/symex" mc:Ignorable="w14 w15 w16se w16cid w16 w16cex w16sdtdh w16du">
+<w:styles xmlns:mc="http://schemas.openxmlformats.org/markup-compatibility/2006" xmlns:r="http://schemas.openxmlformats.org/officeDocument/2006/relationships" xmlns:w="http://schemas.openxmlformats.org/wordprocessingml/2006/main" xmlns:w14="http://schemas.microsoft.com/office/word/2010/wordml" xmlns:w15="http://schemas.microsoft.com/office/word/2012/wordml" xmlns:w16cex="http://schemas.microsoft.com/office/word/2018/wordml/cex" xmlns:w16cid="http://schemas.microsoft.com/office/word/2016/wordml/cid" xmlns:w16="http://schemas.microsoft.com/office/word/2018/wordml" xmlns:w16du="http://schemas.microsoft.com/office/word/2023/wordml/word16du" xmlns:w16sdtdh="http://schemas.microsoft.com/office/word/2020/wordml/sdtdatahash" xmlns:w16sdtfl="http://schemas.microsoft.com/office/word/2024/wordml/sdtformatlock" xmlns:w16se="http://schemas.microsoft.com/office/word/2015/wordml/symex" mc:Ignorable="w14 w15 w16se w16cid w16 w16cex w16sdtdh w16sdtfl w16du">
   <w:docDefaults>
     <w:rPrDefault>
       <w:rPr>
@@ -1868,7 +1647,6 @@
   <w:style w:type="character" w:default="1" w:styleId="DefaultParagraphFont">
     <w:name w:val="Default Paragraph Font"/>
     <w:uiPriority w:val="1"/>
-    <w:semiHidden/>
     <w:unhideWhenUsed/>
   </w:style>
   <w:style w:type="table" w:default="1" w:styleId="TableNormal">
